--- a/Sekcja_7_zasady_horyzontalne_6R.docx
+++ b/Sekcja_7_zasady_horyzontalne_6R.docx
@@ -423,7 +423,7 @@
           <w:color w:val="666666"/>
           <w:sz w:val="17"/>
         </w:rPr>
-        <w:t xml:space="preserve"> [4290 znaków]</w:t>
+        <w:t xml:space="preserve"> [4365 znaków]</w:t>
       </w:r>
     </w:p>
     <w:p>
@@ -434,7 +434,7 @@
         <w:rPr>
           <w:b w:val="0"/>
         </w:rPr>
-        <w:t>Projekt realizujemy zgodnie z zasadą równości szans i niedyskryminacji z art. 9 ust. 2 i 3 rozporządzenia 2021/1060 oraz Wytycznymi dotyczącymi realizacji zasad równościowych w ramach funduszy unijnych na lata 2021-2027. Opis dotyczy obu członków konsorcjum.</w:t>
+        <w:t>Projekt będzie realizowany zgodnie z zasadą równości szans i niedyskryminacji z art. 9 ust. 2 i 3 rozporządzenia 2021/1060 oraz Wytycznymi dotyczącymi realizacji zasad równościowych w ramach funduszy unijnych na lata 2021-2027, a poniższy opis dotyczy obu członków konsorcjum.</w:t>
       </w:r>
     </w:p>
     <w:p>
@@ -445,7 +445,7 @@
         <w:rPr>
           <w:b w:val="0"/>
         </w:rPr>
-        <w:t>Dokumenty wewnętrzne. Everest11 przyjmie zarządzeniem zarządu, najpóźniej 31.10.2026, czyli przed startem projektu, cztery dokumenty obowiązujące wszystkie osoby pracujące w projekcie, także na umowach cywilnoprawnych. 1) Politykę równego traktowania, która zakazuje dyskryminacji ze względu na wszystkie przesłanki z art. 21 Karty Praw Podstawowych, mobbingu i molestowania, w tym seksualnego, i określa tryb skargi: rozpatrzenie w 14 dni przez osobę wskazaną przez zarząd oraz zakaz działań odwetowych wobec zgłaszającego. 2) Procedurę rekrutacji i wynagradzania: opis stanowiska i karta oceny oparte wyłącznie na kompetencjach, ta sama karta dla każdego kandydata, jawna siatka wynagrodzeń dla stanowiska. 3) Politykę godzenia pracy z życiem prywatnym: elastyczny czas pracy, praca hybrydowa i zdalna, urlopy opiekuńcze zgodne z Kodeksem pracy i dyrektywą 2019/1158. 4) Politykę ochrony danych osobowych zgodną z RODO. Za wdrożenie odpowiada kierownik zarządzający, a każda osoba w zespole potwierdza zapoznanie się z dokumentami na piśmie przed rozpoczęciem pracy.</w:t>
+        <w:t>Everest11 przyjmie zarządzeniem zarządu, najpóźniej 31.10.2026, czyli przed startem projektu, cztery dokumenty obowiązujące wszystkie osoby pracujące w projekcie, także na umowach cywilnoprawnych. Pierwszy to polityka równego traktowania, która będzie zakazywać dyskryminacji ze względu na wszystkie przesłanki z art. 21 Karty Praw Podstawowych, mobbingu i molestowania, w tym seksualnego, oraz określi tryb skargi: rozpatrzenie w 14 dni przez osobę wskazaną przez zarząd i zakaz działań odwetowych wobec zgłaszającego. Drugi to procedura rekrutacji i wynagradzania, w której opis stanowiska i karta oceny będą oparte wyłącznie na kompetencjach, ta sama karta zostanie użyta dla każdego kandydata, a wynagrodzenie na stanowisku będzie wynikać z jawnej siatki. Trzeci to polityka godzenia pracy z życiem prywatnym, obejmująca elastyczny czas pracy, pracę hybrydową i zdalną oraz urlopy opiekuńcze zgodne z Kodeksem pracy i dyrektywą 2019/1158. Czwarty to polityka ochrony danych osobowych zgodna z RODO. Za wdrożenie odpowiada kierownik zarządzający, a każda osoba w zespole potwierdzi zapoznanie się z dokumentami na piśmie przed rozpoczęciem pracy.</w:t>
       </w:r>
     </w:p>
     <w:p>
@@ -456,7 +456,7 @@
         <w:rPr>
           <w:b w:val="0"/>
         </w:rPr>
-        <w:t>Politechnika Rzeszowska stosuje Plan Równości Płci wprowadzony zarządzeniem nr 91 Rektora z 28.10.2022, w którym działa zespół ds. równości i pełnomocnik Rektora, oraz regulamin pracy, kodeks etyki i regulacje przeciwdziałające mobbingowi i dyskryminacji. Rekrutacja w PRz przebiega według procedur uczelni zgodnych z ustawą Prawo o szkolnictwie wyższym i nauce, a dodatki projektowe przyznaje się według regulaminu wynagradzania, czyli zarządzenia Rektora nr 123/2021.</w:t>
+        <w:t>Politechnika Rzeszowska stosuje Plan Równości Płci wprowadzony zarządzeniem nr 91 Rektora z 28.10.2022, w ramach którego działa zespół ds. równości i pełnomocnik Rektora, a także regulamin pracy, kodeks etyki i regulacje przeciwdziałające mobbingowi i dyskryminacji. Rekrutacja w PRz będzie przebiegać według procedur uczelni zgodnych z ustawą Prawo o szkolnictwie wyższym i nauce, a dodatki projektowe zostaną przyznane według regulaminu wynagradzania, czyli zarządzenia Rektora nr 123/2021.</w:t>
       </w:r>
     </w:p>
     <w:p>
@@ -467,7 +467,7 @@
         <w:rPr>
           <w:b w:val="0"/>
         </w:rPr>
-        <w:t>Zatrudnienie osób różnej rasy, pochodzenia, religii, światopoglądu, wieku i orientacji. Nabór na 7 planowanych stanowisk jest otwarty. Ogłoszenia nie zawierają wymagań niezwiązanych z pracą, formularz zgłoszeniowy nie zbiera zdjęcia, daty urodzenia ani informacji o wyznaniu i orientacji, a kandydatów oceniamy kartą kompetencji. Do zespołu mogą dołączyć osoby każdego pochodzenia i wyznania. Udogodnienia: komunikacja zespołu w języku polskim i angielskim, wsparcie kierownika zarządzającego w formalnościach zatrudnienia cudzoziemca, możliwość odpracowania dni wolnych na święta religijne, zakaz mowy nienawiści w polityce równego traktowania.</w:t>
+        <w:t>Do zespołu będą mogły dołączyć osoby każdej rasy, pochodzenia, religii, światopoglądu, wieku i orientacji. Nabór na 7 planowanych stanowisk będzie otwarty, ogłoszenia nie będą zawierać wymagań niezwiązanych z pracą, formularz zgłoszeniowy nie będzie zbierać zdjęcia, daty urodzenia ani informacji o wyznaniu i orientacji, a kandydaci zostaną ocenieni kartą kompetencji. Zespół będzie komunikował się po polsku i angielsku, kierownik zarządzający pomoże w formalnościach zatrudnienia cudzoziemca, a dni wolne na święta religijne będzie można odpracować. Mowa nienawiści będzie zakazana w polityce równego traktowania.</w:t>
       </w:r>
     </w:p>
     <w:p>
@@ -478,7 +478,7 @@
         <w:rPr>
           <w:b w:val="0"/>
         </w:rPr>
-        <w:t>Zatrudnienie osób z niepełnosprawnościami. Prace B+R w projekcie polegają głównie na pracy przy komputerze, więc mogą je wykonywać osoby z różnymi niepełnosprawnościami. Everest11 i PRz na wniosek osoby zatrudnionej dostosują stanowisko: oprogramowanie czytnika ekranu lub powiększania, ergonomiczne wyposażenie, oświetlenie, praca zdalna lub hybrydowa, elastyczny czas pracy. Przed zatrudnieniem osoby z niepełnosprawnością ruchową Everest11 ocenia dostępność biura, a w razie barier organizuje pracę zdalną i spotkania w dostępnych miejscach. PRz zapewnia dostępność budynków zgodnie z ustawą z 19.07.2019 o zapewnianiu dostępności. Spotkania zdalne prowadzimy z napisami na żywo, a materiały udostępniamy w formatach dostępnych cyfrowo. Koszty dostosowań ponosi zatrudniający ze środków własnych, poza kosztami kwalifikowalnymi.</w:t>
+        <w:t>Prace B+R w projekcie polegają głównie na pracy przy komputerze, więc będą mogły je wykonywać osoby z różnymi niepełnosprawnościami. Everest11 i PRz dostosują stanowisko na wniosek osoby zatrudnionej: zapewnią oprogramowanie czytnika ekranu lub powiększania, ergonomiczne wyposażenie i oświetlenie, pracę zdalną lub hybrydową oraz elastyczny czas pracy. Przed zatrudnieniem osoby z niepełnosprawnością ruchową Everest11 oceni dostępność biura, a w razie barier zorganizuje pracę zdalną i spotkania w dostępnych miejscach. PRz zapewni dostępność budynków zgodnie z ustawą z 19.07.2019 o zapewnianiu dostępności. Spotkania zdalne będą prowadzone z napisami na żywo, a materiały będą udostępniane w formatach dostępnych cyfrowo. Koszty dostosowań poniesie zatrudniający ze środków własnych, poza kosztami kwalifikowalnymi.</w:t>
       </w:r>
     </w:p>
     <w:p>
@@ -489,7 +489,7 @@
         <w:rPr>
           <w:b w:val="0"/>
         </w:rPr>
-        <w:t>Uniwersalne projektowanie w pracach B+R. Wymagania dostępności wpisujemy w zadaniu Z1 do specyfikacji interfejsów jako kryteria akceptacji: alert w kabinie ma być jednocześnie dźwiękowy i wizualny, tekst i ikony czytelne w słabym świetle i przy słońcu, obsługa bez precyzyjnych ruchów, a panel dyspozytora ma spełniać WCAG 2.1 poziom AA. W Z7 sprawdzamy panel HMI i sygnał dźwiękowy w kabinie. W badaniu UX w Z9, z udziałem co najmniej 2 kierowców i 2 dyspozytorów, stosujemy listę kontrolną dostępności: kontrast co najmniej 4,5:1, obsługa samą klawiaturą, test czytnikiem NVDA, czytelność alertów w jeździe. Wynik listy jest kryterium odbioru kamienia milowego Z9.</w:t>
+        <w:t>Wymagania dostępności zostaną wpisane w zadaniu Z1 do specyfikacji interfejsów jako kryteria akceptacji. Alert w kabinie będzie jednocześnie dźwiękowy i wizualny, tekst i ikony będą czytelne w słabym świetle i przy słońcu, obsługa nie będzie wymagać precyzyjnych ruchów, a panel dyspozytora spełni WCAG 2.1 poziom AA. W Z7 zostanie sprawdzony panel HMI i sygnał dźwiękowy w kabinie. W badaniu UX w Z9, z udziałem co najmniej 2 kierowców i 2 dyspozytorów, zespół zastosuje listę kontrolną dostępności: kontrast co najmniej 4,5:1, obsługa samą klawiaturą, test czytnikiem NVDA i czytelność alertów w jeździe. Wynik listy będzie kryterium odbioru kamienia milowego Z9.</w:t>
       </w:r>
     </w:p>
     <w:p>
@@ -500,7 +500,7 @@
         <w:rPr>
           <w:b w:val="0"/>
         </w:rPr>
-        <w:t>Uniwersalne projektowanie w internacjonalizacji (Z10). Materiały na wydarzenie branżowe w regionie CEE przygotowujemy po polsku i angielsku jako dostępne dokumenty cyfrowe: tagowane PDF, kontrast, tekst alternatywny, prosty język. W zapytaniu o udział wymagamy obiektu dostępnego architektonicznie. Strona prezentująca produkt spełnia WCAG 2.1 AA.</w:t>
+        <w:t>W zadaniu Z10 materiały na wydarzenie branżowe w regionie CEE zostaną przygotowane po polsku i angielsku jako dostępne dokumenty cyfrowe: tagowane PDF, z kontrastem, tekstem alternatywnym i prostym językiem. W zapytaniu o udział Everest11 zażąda obiektu dostępnego architektonicznie, a strona prezentująca produkt będzie spełniać WCAG 2.1 AA.</w:t>
       </w:r>
     </w:p>
     <w:p>
@@ -563,7 +563,7 @@
           <w:color w:val="666666"/>
           <w:sz w:val="17"/>
         </w:rPr>
-        <w:t xml:space="preserve"> [364 znaków]</w:t>
+        <w:t xml:space="preserve"> [416 znaków]</w:t>
       </w:r>
     </w:p>
     <w:p>
@@ -574,7 +574,7 @@
         <w:rPr>
           <w:b w:val="0"/>
         </w:rPr>
-        <w:t>Kierowca jest bezpośrednim użytkownikiem. Alert ma trzy poziomy ryzyka i jest przekazywany jednocześnie sygnałem dźwiękowym i wizualnie na panelu HMI, więc osoba słabosłysząca lub słabowidząca otrzyma go drugim kanałem. Tekst i ikony o wysokim kontraście, obsługa bez precyzyjnych ruchów. Czytelność i słyszalność sprawdzamy w badaniu UX w Z9 z udziałem kierowców.</w:t>
+        <w:t>Kierowca będzie bezpośrednim użytkownikiem zestawu. Alert będzie miał trzy poziomy ryzyka i zostanie przekazany jednocześnie sygnałem dźwiękowym i wizualnie na panelu HMI, więc osoba słabosłysząca lub słabowidząca otrzyma go drugim kanałem. Tekst i ikony będą miały wysoki kontrast, a obsługa nie będzie wymagać precyzyjnych ruchów. Czytelność i słyszalność zostaną sprawdzone w badaniu UX w Z9 z udziałem kierowców.</w:t>
       </w:r>
     </w:p>
     <w:p>
@@ -618,7 +618,7 @@
           <w:color w:val="666666"/>
           <w:sz w:val="17"/>
         </w:rPr>
-        <w:t xml:space="preserve"> [396 znaków]</w:t>
+        <w:t xml:space="preserve"> [440 znaków]</w:t>
       </w:r>
     </w:p>
     <w:p>
@@ -629,7 +629,7 @@
         <w:rPr>
           <w:b w:val="0"/>
         </w:rPr>
-        <w:t>Panel opracowujemy według WCAG 2.1 poziom AA: obsługa czytnikami ekranu NVDA i JAWS, pełna obsługa klawiaturą, kontrast co najmniej 4,5:1, tekst alternatywny dla map 3D i wykresów, prosty język, alerty tekstowe, wizualne i dźwiękowe. Dostępność weryfikujemy listą kontrolną w Z9. Zasada uniwersalnego projektowania: równe szanse, elastyczność użycia, postrzegalność informacji, tolerancja błędów.</w:t>
+        <w:t>Panel zostanie opracowany według WCAG 2.1 poziom AA: obsługa czytnikami ekranu NVDA i JAWS, pełna obsługa klawiaturą, kontrast co najmniej 4,5:1, tekst alternatywny dla map 3D i wykresów, prosty język oraz alerty tekstowe, wizualne i dźwiękowe. Dostępność zostanie zweryfikowana listą kontrolną w Z9. Panel będzie zgodny z zasadą uniwersalnego projektowania: równe szanse, elastyczność użycia, postrzegalność informacji i tolerancja błędów.</w:t>
       </w:r>
     </w:p>
     <w:p>
@@ -673,7 +673,7 @@
           <w:color w:val="666666"/>
           <w:sz w:val="17"/>
         </w:rPr>
-        <w:t xml:space="preserve"> [319 znaków]</w:t>
+        <w:t xml:space="preserve"> [327 znaków]</w:t>
       </w:r>
     </w:p>
     <w:p>
@@ -684,7 +684,7 @@
         <w:rPr>
           <w:b w:val="0"/>
         </w:rPr>
-        <w:t>Odbiorcami są dyspozytorzy, kierowcy i organy kontroli. Dokument powstaje w formacie maszynowym XML, a człowiek ogląda go w panelu z podglądem w dostępnym HTML i PDF z tagami, w prostym języku, ze stałą strukturą nagłówków. Czytnik ekranu odczyta wszystkie pola, a stan ładunku opisuje tekst, nie tylko kolor lub ikona.</w:t>
+        <w:t>Odbiorcami będą dyspozytorzy, kierowcy i organy kontroli. Dokument powstanie w formacie maszynowym XML, a człowiek obejrzy go w panelu w dostępnym HTML i w PDF z tagami, w prostym języku i ze stałą strukturą nagłówków. Czytnik ekranu odczyta wszystkie pola, a stan ładunku będzie opisany tekstem, a nie tylko kolorem lub ikoną.</w:t>
       </w:r>
     </w:p>
     <w:p>
@@ -728,7 +728,7 @@
           <w:color w:val="666666"/>
           <w:sz w:val="17"/>
         </w:rPr>
-        <w:t xml:space="preserve"> [284 znaków]</w:t>
+        <w:t xml:space="preserve"> [324 znaków]</w:t>
       </w:r>
     </w:p>
     <w:p>
@@ -739,7 +739,7 @@
         <w:rPr>
           <w:b w:val="0"/>
         </w:rPr>
-        <w:t>Interfejs służy wyłącznie do komunikacji między systemami i nie ma bezpośrednich użytkowników: człowiek nie obsługuje go podczas działania. Dostęp osób do wyników zapewnia dostępny panel i dokumenty opisane wyżej. Dokumentację techniczną dla integratorów publikujemy w dostępnym HTML.</w:t>
+        <w:t>Interfejs będzie służył wyłącznie do komunikacji między systemami i nie będzie miał bezpośrednich użytkowników, bo człowiek nie będzie go obsługiwał podczas działania. Dostęp osób do wyników zapewnią dostępny panel i dokumenty opisane wyżej, a dokumentacja techniczna dla integratorów zostanie opublikowana w dostępnym HTML.</w:t>
       </w:r>
     </w:p>
     <w:p>
@@ -783,7 +783,7 @@
           <w:color w:val="666666"/>
           <w:sz w:val="17"/>
         </w:rPr>
-        <w:t xml:space="preserve"> [339 znaków]</w:t>
+        <w:t xml:space="preserve"> [367 znaków]</w:t>
       </w:r>
     </w:p>
     <w:p>
@@ -794,7 +794,7 @@
         <w:rPr>
           <w:b w:val="0"/>
         </w:rPr>
-        <w:t>Kamery ToF i EO, radar, platforma embedded, przełączniki, stanowisko wibracyjne i stacje robocze pracują w pojeździe lub na stanowisku badawczym i nie mają użytkowników zewnętrznych. Konfigurują je pracownicy zespołu z użyciem oprogramowania opisanego w kolejnej pozycji, dostosowanego w razie potrzeby do osoby ze szczególnymi potrzebami.</w:t>
+        <w:t>Kamery ToF i EO, radar, platforma embedded, przełączniki, stanowisko wibracyjne i stacje robocze będą pracować w pojeździe lub na stanowisku badawczym i nie będą miały użytkowników zewnętrznych. Skonfigurują je pracownicy zespołu przy użyciu oprogramowania opisanego w kolejnej pozycji, a w razie potrzeby zostanie ono dostosowane do osoby ze szczególnymi potrzebami.</w:t>
       </w:r>
     </w:p>
     <w:p>
@@ -838,7 +838,7 @@
           <w:color w:val="666666"/>
           <w:sz w:val="17"/>
         </w:rPr>
-        <w:t xml:space="preserve"> [332 znaków]</w:t>
+        <w:t xml:space="preserve"> [337 znaków]</w:t>
       </w:r>
     </w:p>
     <w:p>
@@ -849,7 +849,7 @@
         <w:rPr>
           <w:b w:val="0"/>
         </w:rPr>
-        <w:t>Oprogramowanie do anotacji, rozwoju kodu i obsługi kamer wybieramy z uwzględnieniem obsługi klawiaturą, kontrastu i współpracy z czytnikami ekranu i powiększaniem. Jeśli osoba ze szczególnymi potrzebami dołączy do zespołu, dobieramy narzędzia z odpowiednimi funkcjami asystującymi, a koszt pokrywa zatrudniający ze środków własnych.</w:t>
+        <w:t>Oprogramowanie do anotacji, rozwoju kodu i obsługi kamer zostanie wybrane z uwzględnieniem obsługi klawiaturą, kontrastu i współpracy z czytnikami ekranu i powiększaniem. Jeśli do zespołu dołączy osoba ze szczególnymi potrzebami, zatrudniający dobierze narzędzia z odpowiednimi funkcjami asystującymi i pokryje koszt ze środków własnych.</w:t>
       </w:r>
     </w:p>
     <w:p>
@@ -893,7 +893,7 @@
           <w:color w:val="666666"/>
           <w:sz w:val="17"/>
         </w:rPr>
-        <w:t xml:space="preserve"> [328 znaków]</w:t>
+        <w:t xml:space="preserve"> [346 znaków]</w:t>
       </w:r>
     </w:p>
     <w:p>
@@ -904,7 +904,7 @@
         <w:rPr>
           <w:b w:val="0"/>
         </w:rPr>
-        <w:t>W zapytaniach ofertowych wymagamy dostępności: wydarzenie w obiekcie dostępnym architektonicznie, materiały w dostępnych formatach cyfrowych, możliwość tłumaczenia lub napisów na życzenie uczestnika, umowa z klauzulą o dostępności. Usługi doradcze i patentowe dostarczane są w formie dokumentów cyfrowych w dostępnych formatach.</w:t>
+        <w:t>W zapytaniach ofertowych Everest11 zażąda dostępności: wydarzenie w obiekcie dostępnym architektonicznie, materiały w dostępnych formatach cyfrowych, możliwość tłumaczenia lub napisów na życzenie uczestnika oraz klauzula o dostępności w umowie. Usługi doradcze i patentowe zostaną dostarczone w formie dokumentów cyfrowych w dostępnych formatach.</w:t>
       </w:r>
     </w:p>
     <w:p>
@@ -932,7 +932,7 @@
           <w:color w:val="666666"/>
           <w:sz w:val="17"/>
         </w:rPr>
-        <w:t xml:space="preserve"> [2941 znaków]</w:t>
+        <w:t xml:space="preserve"> [2932 znaków]</w:t>
       </w:r>
     </w:p>
     <w:p>
@@ -943,7 +943,7 @@
         <w:rPr>
           <w:b w:val="0"/>
         </w:rPr>
-        <w:t>Projekt realizujemy zgodnie z zasadą równości kobiet i mężczyzn z art. 9 ust. 2 i 3 rozporządzenia 2021/1060 i Wytycznymi równościowymi na lata 2021-2027. Zasadę stosują oba podmioty: Everest11 i Politechnika Rzeszowska. Dokumenty wewnętrzne opisaliśmy w pkt 7.1, tu podajemy działania dotyczące równości płci.</w:t>
+        <w:t>Projekt będzie realizowany zgodnie z zasadą równości kobiet i mężczyzn z art. 9 ust. 2 i 3 rozporządzenia 2021/1060 i Wytycznymi równościowymi na lata 2021-2027, a zasadę zastosują oba podmioty: Everest11 i Politechnika Rzeszowska. Dokumenty wewnętrzne opisano w pkt 7.1, a tutaj podano działania dotyczące równości płci.</w:t>
       </w:r>
     </w:p>
     <w:p>
@@ -954,7 +954,7 @@
         <w:rPr>
           <w:b w:val="0"/>
         </w:rPr>
-        <w:t>Rekrutacja. Ogłoszenia redagujemy neutralnie płciowo i zachęcamy w nich do zgłoszeń osoby każdej płci. Na każde z 7 planowanych stanowisk, 4 u Lidera i 3 w PRz, każdy kandydat jest oceniany tą samą kartą kompetencji. Zapraszamy na rozmowę co najmniej jedną kobietę na stanowisko, o ile wpłynie kwalifikujące się zgłoszenie. Dążymy do tego, by kobiety stanowiły co najmniej 30% osób rekrutowanych w projekcie, bez obniżania wymagań merytorycznych. W komisji rekrutacyjnej Lidera zasiadają kobieta i mężczyzna.</w:t>
+        <w:t>W rekrutacji ogłoszenia będą redagowane neutralnie płciowo i będą zachęcać do zgłoszeń osoby każdej płci. Na każde z 7 planowanych stanowisk, 4 u Lidera i 3 w PRz, każdy kandydat zostanie oceniony tą samą kartą kompetencji. Everest11 zaprosi na rozmowę co najmniej jedną kobietę na stanowisko, o ile wpłynie kwalifikujące się zgłoszenie, a w komisji rekrutacyjnej Lidera zasiądą kobieta i mężczyzna. Konsorcjum będzie dążyć do tego, by kobiety stanowiły co najmniej 30% osób rekrutowanych w projekcie, bez obniżania wymagań merytorycznych.</w:t>
       </w:r>
     </w:p>
     <w:p>
@@ -965,7 +965,7 @@
         <w:rPr>
           <w:b w:val="0"/>
         </w:rPr>
-        <w:t>Wynagrodzenia. Wynagrodzenie zależy od stanowiska i kwalifikacji według jawnej siatki Everest11, a w PRz według regulaminu wynagradzania. Przed startem projektu i co 12 miesięcy Everest11 sprawdza różnice w wynagrodzeniach kobiet i mężczyzn na tych samych stanowiskach, uwzględniając wszystkie składniki wynagrodzenia. Różnicę przekraczającą 5% bez uzasadnienia stanowiskiem lub kwalifikacjami wyrównujemy, zgodnie z progiem z dyrektywy 2023/970. Wyniki przedstawia kierownik zarządzający na kwartalnym przeglądzie projektu.</w:t>
+        <w:t>Wynagrodzenie będzie zależeć od stanowiska i kwalifikacji według jawnej siatki Everest11, a w PRz według regulaminu wynagradzania. Przed startem projektu i co 12 miesięcy Everest11 sprawdzi różnice w wynagrodzeniach kobiet i mężczyzn na tych samych stanowiskach, uwzględniając wszystkie składniki wynagrodzenia. Różnicę przekraczającą 5% bez uzasadnienia stanowiskiem lub kwalifikacjami Everest11 wyrówna, zgodnie z progiem z dyrektywy 2023/970, a wyniki przedstawi kierownik zarządzający na kwartalnym przeglądzie projektu.</w:t>
       </w:r>
     </w:p>
     <w:p>
@@ -976,7 +976,7 @@
         <w:rPr>
           <w:b w:val="0"/>
         </w:rPr>
-        <w:t>Godzenie pracy z życiem prywatnym. Zespół pracuje hybrydowo i zdalnie, a czas pracy jest elastyczny. Spotkania synchronizacyjne planujemy w godzinach 9.00-15.00, żeby nie kolidowały z opieką nad dziećmi i osobami zależnymi. Osoby korzystające z urlopów rodzicielskich i opiekuńczych zachowują prawa wynikające z Kodeksu pracy, a po powrocie wracają na to samo lub równorzędne stanowisko w projekcie.</w:t>
+        <w:t>Zespół będzie pracował hybrydowo i zdalnie, a czas pracy będzie elastyczny. Spotkania synchronizacyjne zostaną zaplanowane w godzinach 9.00-15.00, żeby nie kolidowały z opieką nad dziećmi i osobami zależnymi. Osoby korzystające z urlopów rodzicielskich i opiekuńczych zachowają prawa wynikające z Kodeksu pracy, a po powrocie wrócą na to samo lub równorzędne stanowisko w projekcie.</w:t>
       </w:r>
     </w:p>
     <w:p>
@@ -987,7 +987,7 @@
         <w:rPr>
           <w:b w:val="0"/>
         </w:rPr>
-        <w:t>Przeciwdziałanie molestowaniu. Procedura z polityki równego traktowania obejmuje molestowanie seksualne i niesie sankcje porządkowe i dyscyplinarne. Zgłoszenie może złożyć każda osoba w zespole, także poufnie.</w:t>
+        <w:t>Procedura z polityki równego traktowania obejmie molestowanie seksualne i przewidzi sankcje porządkowe i dyscyplinarne, a zgłoszenie będzie mogła złożyć każda osoba w zespole, także poufnie.</w:t>
       </w:r>
     </w:p>
     <w:p>
@@ -998,7 +998,7 @@
         <w:rPr>
           <w:b w:val="0"/>
         </w:rPr>
-        <w:t>Udział kobiet w projekcie. Wśród 14 osób imiennie wskazanych w zespole są 3 kobiety: 2 z 9 w Everest11 i 1 z 5 w PRz. Przewaga mężczyzn wynika ze struktury zawodowej branży ICT i TSL, a nie z kryteriów doboru. Kobiety pełnią funkcje o istotnym znaczeniu: Natalia Wojdat jako AI Senior Engineer odpowiada za optymalizację modeli na platformie embedded i analizę wyników w terenie, Ewa Retajczyk jako zastępca kierownika zarządzającego prowadzi rozliczenia i sprawozdawczość, a Karolina Król jako młodszy specjalista ds. uczenia maszynowego w PRz uczestniczy w pracach nad modelami predykcji.</w:t>
+        <w:t>Wśród 14 osób imiennie wskazanych w zespole są 3 kobiety: 2 z 9 w Everest11 i 1 z 5 w PRz. Przewaga mężczyzn wynika ze struktury zawodowej branży ICT i TSL, a nie z kryteriów doboru. Kobiety będą pełnić funkcje o istotnym znaczeniu: Natalia Wojdat jako AI Senior Engineer odpowie za optymalizację modeli na platformie embedded i analizę wyników w terenie, Ewa Retajczyk jako zastępca kierownika zarządzającego poprowadzi rozliczenia i sprawozdawczość, a Karolina Król jako młodszy specjalista ds. uczenia maszynowego w PRz weźmie udział w pracach nad modelami predykcji.</w:t>
       </w:r>
     </w:p>
     <w:p>
@@ -1009,7 +1009,7 @@
         <w:rPr>
           <w:b w:val="0"/>
         </w:rPr>
-        <w:t>Monitorowanie. Co kwartał raportujemy Radzie Konsorcjum udział kobiet w zespole i w rekrutacji oraz stan analizy wynagrodzeń. Przy odchyleniu od założeń kierownik zarządzający przedstawia działania korygujące.</w:t>
+        <w:t>Co kwartał udział kobiet w zespole i w rekrutacji oraz stan analizy wynagrodzeń zostaną przedstawione Radzie Konsorcjum, a przy odchyleniu od założeń kierownik zarządzający przedstawi działania korygujące.</w:t>
       </w:r>
     </w:p>
     <w:p>
@@ -1020,7 +1020,7 @@
         <w:rPr>
           <w:b w:val="0"/>
         </w:rPr>
-        <w:t>Produkt. CargoDT przetwarza dane o ładunku, nie o osobach, i jest tak samo użyteczny dla kierowców i dyspozytorów każdej płci. Nie wpływa na podział stanowisk między kobiety i mężczyzn.</w:t>
+        <w:t>CargoDT będzie przetwarzać dane o ładunku, a nie o osobach, i będzie tak samo użyteczny dla kierowców i dyspozytorów każdej płci, więc nie wpłynie na podział stanowisk między kobiety i mężczyzn.</w:t>
       </w:r>
     </w:p>
     <w:p>
@@ -1048,7 +1048,7 @@
           <w:color w:val="666666"/>
           <w:sz w:val="17"/>
         </w:rPr>
-        <w:t xml:space="preserve"> [3659 znaków]</w:t>
+        <w:t xml:space="preserve"> [3803 znaków]</w:t>
       </w:r>
     </w:p>
     <w:p>
@@ -1059,7 +1059,7 @@
         <w:rPr>
           <w:b w:val="0"/>
         </w:rPr>
-        <w:t>Opis dotyczy Everest11 i Politechniki Rzeszowskiej. Dokumenty wewnętrzne, które zapewniają przestrzeganie Karty, opisaliśmy w pkt 7.1. Poniżej podajemy, co robimy i co zrobimy w projekcie dla każdego artykułu.</w:t>
+        <w:t>Opis dotyczy Everest11 i Politechniki Rzeszowskiej, a dokumenty wewnętrzne zapewniające przestrzeganie Karty opisano w pkt 7.1. Poniżej podano, co oba podmioty będą robić w projekcie dla każdego artykułu.</w:t>
       </w:r>
     </w:p>
     <w:p>
@@ -1070,7 +1070,7 @@
         <w:rPr>
           <w:b w:val="0"/>
         </w:rPr>
-        <w:t>Art. 1 Godność. Zespół traktujemy z szacunkiem, a polityka równego traktowania zakazuje poniżania. Art. 3 Integralność osoby. Prace nie obejmują badań na ludziach. Montaż w naczepach wykonują osoby przeszkolone w BHP, a instalacja 12 i 24 V jest zabezpieczona obwodem. Art. 4 i 5 Zakaz tortur, niewolnictwa i pracy przymusowej. Projekt jest neutralny: każdą osobę zatrudniamy na piśmie, dobrowolnie i za wynagrodzeniem. Art. 6 Wolność i bezpieczeństwo osobiste. Projekt jest neutralny: nie ogranicza wolności osób, a system nie śledzi ludzi.</w:t>
+        <w:t>Art. 1 (godność): zespół będzie traktowany z szacunkiem, a polityka równego traktowania zakaże poniżania. Art. 3 (integralność osoby): prace nie obejmą badań na ludziach, montaż w naczepach wykonają osoby przeszkolone w BHP, a instalacja 12 i 24 V zostanie zabezpieczona obwodem. Art. 4, 5 i 6 (zakaz tortur, niewolnictwa i pracy przymusowej, wolność i bezpieczeństwo osobiste): projekt będzie neutralny, bo każda osoba zostanie zatrudniona na piśmie, dobrowolnie i za wynagrodzeniem, a system nie będzie śledzić ludzi.</w:t>
       </w:r>
     </w:p>
     <w:p>
@@ -1081,7 +1081,7 @@
         <w:rPr>
           <w:b w:val="0"/>
         </w:rPr>
-        <w:t>Art. 7 Życie prywatne. Kamery ToF i EO obserwują wyłącznie przestrzeń ładunkową, a kabiny kierowcy i jego zachowania nie rejestrujemy. Klatki, na których pojawi się osoba przy załadunku, rozmywamy lub usuwamy przed anotacją i przekazaniem zbioru do PRz. Art. 8 Dane osobowe. Lokalizacja pojazdu jest daną osobową kierowcy, więc służy tylko monitorowaniu floty i nie trafia do trenowania modeli. Zbiór pseudonimizujemy i szyfrujemy, a dostęp ma wyłącznie zespół na podstawie umowy o poufności. Everest11 przeprowadzi ocenę skutków dla ochrony danych (DPIA) przed pierwszą kampanią Z2, a kierowców informuje zgodnie z art. 13 RODO. Wymagania RODO wdraża Cybersecurity Specialist.</w:t>
+        <w:t>Art. 7 (życie prywatne): kamery ToF i EO będą obserwować wyłącznie przestrzeń ładunkową i nie będą rejestrować kabiny kierowcy ani jego zachowania, a klatki z osobą pojawiającą się przy załadunku zostaną rozmyte lub usunięte przed anotacją i przekazaniem zbioru do PRz. Art. 8 (dane osobowe): lokalizacja pojazdu jest daną osobową kierowcy, więc będzie służyć wyłącznie monitorowaniu floty i nie trafi do trenowania modeli. Zbiór zostanie zapseudonimizowany i zaszyfrowany, a dostęp będzie miał wyłącznie zespół na podstawie umowy o poufności. Everest11 przeprowadzi ocenę skutków dla ochrony danych (DPIA) przed pierwszą kampanią Z2 i poinformuje kierowców zgodnie z art. 13 RODO, a wymagania RODO wdroży Cybersecurity Specialist.</w:t>
       </w:r>
     </w:p>
     <w:p>
@@ -1092,7 +1092,7 @@
         <w:rPr>
           <w:b w:val="0"/>
         </w:rPr>
-        <w:t>Art. 10 Wolność myśli, sumienia i religii. Nie pytamy o wyznanie ani światopogląd, a na wniosek umożliwiamy odpracowanie dni wolnych na święta religijne. Art. 15 Wolność wyboru zawodu. Zespół wybiera pracę dobrowolnie, a PRz stosuje procedury konkursowe uczelni. Art. 20 Równość wobec prawa. Te same zasady oceny i wynagradzania obowiązują wszystkich. Art. 21 Niedyskryminacja. Polityka obejmuje wszystkie przesłanki z art. 21, a nabór opisaliśmy w pkt 7.1. Art. 22 Różnorodność kulturowa, religijna i językowa. Zespół pracuje po polsku i angielsku, a materiały dla rynków CEE przygotowujemy w kilku wersjach językowych. Art. 23 Równość kobiet i mężczyzn. Działania opisaliśmy w pkt 7.1.</w:t>
+        <w:t>Art. 10 (wolność myśli, sumienia i religii): Everest11 i PRz nie będą pytać o wyznanie ani światopogląd, a na wniosek umożliwią odpracowanie dni wolnych na święta religijne. Art. 15 (wolność wyboru zawodu): zespół będzie wybierał pracę dobrowolnie, a PRz zastosuje procedury konkursowe uczelni. Art. 20 (równość wobec prawa): te same zasady oceny i wynagradzania będą obowiązywać wszystkich. Art. 21 (niedyskryminacja): polityka obejmie wszystkie przesłanki z art. 21, a nabór opisano w pkt 7.1. Art. 22 (różnorodność kulturowa, religijna i językowa): zespół będzie pracował po polsku i angielsku, a materiały dla rynków CEE powstaną w kilku wersjach językowych. Art. 23 (równość kobiet i mężczyzn): działania opisano w pkt 7.1.</w:t>
       </w:r>
     </w:p>
     <w:p>
@@ -1103,7 +1103,7 @@
         <w:rPr>
           <w:b w:val="0"/>
         </w:rPr>
-        <w:t>Art. 25 Prawa osób starszych. Nie stosujemy limitów wieku w naborze, a interfejsy mają duże, kontrastowe elementy. Art. 26 Integracja osób z niepełnosprawnościami. Dostosowanie stanowisk i dostępność produktów opisaliśmy w pkt 7.1 i 7.3. Art. 27 Informacja i konsultacja pracowników. Zespół zna zasady projektu z kwartalnych przeglądów, a uwagi zgłasza kierownikowi zarządzającemu lub na cotygodniowych spotkaniach. Art. 28 Rokowania i działania zbiorowe. Projekt nie ogranicza prawa do zrzeszania się w związkach zawodowych ani do działań zbiorowych. Art. 30 Ochrona w razie nieuzasadnionego zwolnienia. Umowy zawieramy według Kodeksu pracy, a wypowiedzenie wymaga uzasadnienia. Art. 31 Godne warunki pracy. Przed pracą w pojazdach każda osoba przechodzi szkolenie BHP, a czas pracy i odpoczynek zgodny jest z Kodeksem pracy. Art. 32 Ochrona młodzieży. Zespół składa się z osób pełnoletnich. Art. 33 Życie rodzinne i zawodowe. Elastyczny czas pracy i praca zdalna opisane w pkt 7.1.</w:t>
+        <w:t>Art. 25 (prawa osób starszych): w naborze nie będą stosowane limity wieku, a interfejsy będą miały duże, kontrastowe elementy. Art. 26 (integracja osób z niepełnosprawnościami): dostosowanie stanowisk i dostępność produktów opisano w pkt 7.1 i 7.3. Art. 27 (informacja i konsultacja pracowników): zespół pozna zasady projektu na kwartalnych przeglądach i będzie zgłaszał uwagi kierownikowi zarządzającemu lub na cotygodniowych spotkaniach. Art. 28 (rokowania i działania zbiorowe): projekt nie ograniczy prawa do zrzeszania się w związkach zawodowych ani do działań zbiorowych. Art. 30 (ochrona w razie nieuzasadnionego zwolnienia): umowy zostaną zawarte według Kodeksu pracy, a wypowiedzenie będzie wymagać uzasadnienia. Art. 31 (godne warunki pracy): przed pracą w pojazdach każda osoba przejdzie szkolenie BHP, a czas pracy i odpoczynek będą zgodne z Kodeksem pracy. Art. 32 (ochrona młodzieży): zespół będzie się składał z osób pełnoletnich. Art. 33 (życie rodzinne i zawodowe): elastyczny czas pracy i praca zdalna zostały opisane w pkt 7.1.</w:t>
       </w:r>
     </w:p>
     <w:p>
@@ -1114,7 +1114,7 @@
         <w:rPr>
           <w:b w:val="0"/>
         </w:rPr>
-        <w:t>Inne artykuły. Art. 13 Wolność nauki: PRz publikuje wyniki zgodnie z umową konsorcjum, po ochronie własności przemysłowej. Art. 17 Własność: prawa majątkowe do wyników dzielimy proporcjonalnie do wkładu, według § 11 umowy konsorcjum. Art. 37 Ochrona środowiska: opisaliśmy w pkt 7.4.</w:t>
+        <w:t>Do innych artykułów odniesiono się następująco. Art. 13 (wolność nauki): PRz opublikuje wyniki zgodnie z umową konsorcjum, po ochronie własności przemysłowej. Art. 17 (własność): prawa majątkowe do wyników zostaną podzielone proporcjonalnie do wkładu, według § 11 umowy konsorcjum. Art. 37 (ochrona środowiska): opisano w pkt 7.4.</w:t>
       </w:r>
     </w:p>
     <w:p>
@@ -1125,7 +1125,7 @@
         <w:rPr>
           <w:b w:val="0"/>
         </w:rPr>
-        <w:t>Pozostałe artykuły Karty projekt nie dotyczy i jest wobec nich neutralny. Nie wpływa na prawa polityczne, sądowe, azylowe ani dotyczące dzieci, ponieważ jest projektem B+R dla przedsiębiorstw transportowych i nie zatrudnia, ani nie obsługuje osób, których te prawa dotyczą.</w:t>
+        <w:t>Wobec pozostałych artykułów Karty projekt będzie neutralny. Nie wpłynie na prawa polityczne, sądowe, azylowe ani dotyczące dzieci, ponieważ jest projektem B+R dla przedsiębiorstw transportowych i nie obejmie osób, których te prawa dotyczą.</w:t>
       </w:r>
     </w:p>
     <w:p>
@@ -1153,7 +1153,7 @@
           <w:color w:val="666666"/>
           <w:sz w:val="17"/>
         </w:rPr>
-        <w:t xml:space="preserve"> [3182 znaków]</w:t>
+        <w:t xml:space="preserve"> [3324 znaków]</w:t>
       </w:r>
     </w:p>
     <w:p>
@@ -1164,7 +1164,7 @@
         <w:rPr>
           <w:b w:val="0"/>
         </w:rPr>
-        <w:t>Opis dotyczy Everest11 i Politechniki Rzeszowskiej. Obaj członkowie konsorcjum zobowiązali się w umowie konsorcjum (§ 2 ust. 2) do przestrzegania Konwencji, art. 2-7, 9 i 27. Dokumenty wewnętrzne i działania równościowe opisaliśmy w pkt 7.1 i 7.2, tu nie powtarzamy ich, tylko wskazujemy zastosowanie w poszczególnych artykułach.</w:t>
+        <w:t>Opis dotyczy Everest11 i Politechniki Rzeszowskiej. Obaj członkowie konsorcjum zobowiązali się w umowie konsorcjum (§ 2 ust. 2) do przestrzegania Konwencji, art. 2-7, 9 i 27. Dokumenty wewnętrzne i działania równościowe opisano w pkt 7.1 i 7.2, więc tu wskazano tylko zastosowanie w poszczególnych artykułach.</w:t>
       </w:r>
     </w:p>
     <w:p>
@@ -1175,7 +1175,7 @@
         <w:rPr>
           <w:b w:val="0"/>
         </w:rPr>
-        <w:t>Art. 2 Definicje: komunikacja, język, projektowanie uniwersalne. Komunikację w projekcie prowadzimy prostym i niedyskryminującym językiem. Spotkania zdalne mają napisy na żywo, a dokumenty projektu publikujemy w dostępnych formatach cyfrowych. Projektowanie uniwersalne stosujemy w interfejsach CargoDT: alert jest jednocześnie dźwiękowy i wizualny, kontrast co najmniej 4,5:1, obsługa bez precyzyjnych ruchów.</w:t>
+        <w:t>Art. 2 (definicje: komunikacja, język, projektowanie uniwersalne): komunikacja w projekcie będzie prowadzona prostym i niedyskryminującym językiem, spotkania zdalne będą miały napisy na żywo, a dokumenty projektu będą publikowane w dostępnych formatach cyfrowych. Projektowanie uniwersalne zostanie zastosowane w interfejsach CargoDT: alert będzie jednocześnie dźwiękowy i wizualny, kontrast wyniesie co najmniej 4,5:1, a obsługa nie będzie wymagać precyzyjnych ruchów.</w:t>
       </w:r>
     </w:p>
     <w:p>
@@ -1186,7 +1186,7 @@
         <w:rPr>
           <w:b w:val="0"/>
         </w:rPr>
-        <w:t>Art. 3 Zasady ogólne: godność, niedyskryminacja, pełne uczestnictwo, równość szans. Osoby z niepełnosprawnościami mogą uczestniczyć w projekcie na tych samych zasadach co inne osoby.</w:t>
+        <w:t>Art. 3 (zasady ogólne: godność, niedyskryminacja, pełne uczestnictwo, równość szans): osoby z niepełnosprawnościami będą mogły uczestniczyć w projekcie na tych samych zasadach co inne osoby.</w:t>
       </w:r>
     </w:p>
     <w:p>
@@ -1197,7 +1197,7 @@
         <w:rPr>
           <w:b w:val="0"/>
         </w:rPr>
-        <w:t>Art. 4 Obowiązki ogólne. Everest11 i PRz nie wprowadzają przepisów ani praktyk dyskryminujących, a wymagania dostępności wpisujemy do specyfikacji produktu i do kryteriów odbioru kamieni milowych Z1, Z7 i Z9.</w:t>
+        <w:t>Art. 4 (obowiązki ogólne): Everest11 i PRz nie wprowadzą przepisów ani praktyk dyskryminujących, a wymagania dostępności zostaną wpisane do specyfikacji produktu i do kryteriów odbioru kamieni milowych Z1, Z7 i Z9.</w:t>
       </w:r>
     </w:p>
     <w:p>
@@ -1208,7 +1208,7 @@
         <w:rPr>
           <w:b w:val="0"/>
         </w:rPr>
-        <w:t>Art. 5 Równość i niedyskryminacja. Zapewniamy racjonalne usprawnienia: na wniosek osoby zatrudnionej dostosowujemy stanowisko, czas i miejsce pracy, a odmowa jest możliwa tylko, gdy dostosowanie stanowiłoby nieproporcjonalne obciążenie, i wymaga pisemnego uzasadnienia.</w:t>
+        <w:t>Art. 5 (równość i niedyskryminacja): zatrudniający zapewni racjonalne usprawnienia, czyli na wniosek osoby zatrudnionej dostosuje stanowisko, czas i miejsce pracy, a odmowa będzie możliwa tylko, gdy dostosowanie stanowiłoby nieproporcjonalne obciążenie, i będzie wymagać pisemnego uzasadnienia.</w:t>
       </w:r>
     </w:p>
     <w:p>
@@ -1219,7 +1219,7 @@
         <w:rPr>
           <w:b w:val="0"/>
         </w:rPr>
-        <w:t>Art. 6 Kobiety z niepełnosprawnościami. Procedura rekrutacji i polityka równego traktowania chronią przed dyskryminacją wielokrotną, a skargi rozpatruje osoba wskazana przez zarząd w 14 dni.</w:t>
+        <w:t>Art. 6 (kobiety z niepełnosprawnościami): procedura rekrutacji i polityka równego traktowania zapewnią ochronę przed dyskryminacją wielokrotną, a skargi rozpatrzy osoba wskazana przez zarząd w 14 dni.</w:t>
       </w:r>
     </w:p>
     <w:p>
@@ -1230,7 +1230,7 @@
         <w:rPr>
           <w:b w:val="0"/>
         </w:rPr>
-        <w:t>Art. 7 Dzieci z niepełnosprawnościami. Projekt jest neutralny: produkt jest przeznaczony dla przedsiębiorstw transportowych, a zespół składa się z osób pełnoletnich.</w:t>
+        <w:t>Art. 7 (dzieci z niepełnosprawnościami): projekt będzie neutralny, bo produkt jest przeznaczony dla przedsiębiorstw transportowych, a zespół będzie się składał z osób pełnoletnich.</w:t>
       </w:r>
     </w:p>
     <w:p>
@@ -1241,7 +1241,7 @@
         <w:rPr>
           <w:b w:val="0"/>
         </w:rPr>
-        <w:t>Art. 9 Dostępność. Panel dyspozytora spełnia WCAG 2.1 poziom AA, to znaczy obsługa czytnikami NVDA i JAWS, obsługa klawiaturą, kontrast co najmniej 4,5:1, tekst alternatywny dla wykresów i map 3D. Panel HMI w kabinie przekazuje alert dźwiękiem i obrazem. Weryfikujemy to listą kontrolną w badaniu UX w Z9. Everest11 ocenia dostępność biura przed zatrudnieniem osoby z niepełnosprawnością ruchową, a w razie barier organizuje pracę zdalną. PRz zapewnia dostępność architektoniczną budynków zgodnie z ustawą z 19.07.2019 o zapewnianiu dostępności. Zakupy w projekcie, w tym usługi wydarzenia branżowego, obejmują wymagania dostępności w zapytaniach ofertowych.</w:t>
+        <w:t>Art. 9 (dostępność): panel dyspozytora spełni WCAG 2.1 poziom AA, to znaczy będzie obsługiwany czytnikami NVDA i JAWS i samą klawiaturą, będzie miał kontrast co najmniej 4,5:1 oraz tekst alternatywny dla wykresów i map 3D. Panel HMI w kabinie przekaże alert dźwiękiem i obrazem, a zespół zweryfikuje to listą kontrolną w badaniu UX w Z9. Everest11 oceni dostępność biura przed zatrudnieniem osoby z niepełnosprawnością ruchową, a w razie barier zorganizuje pracę zdalną. PRz zapewni dostępność architektoniczną budynków zgodnie z ustawą z 19.07.2019 o zapewnianiu dostępności. Zakupy w projekcie, w tym usługi wydarzenia branżowego, będą zawierać wymagania dostępności w zapytaniach ofertowych.</w:t>
       </w:r>
     </w:p>
     <w:p>
@@ -1252,7 +1252,7 @@
         <w:rPr>
           <w:b w:val="0"/>
         </w:rPr>
-        <w:t>Art. 27 Praca i zatrudnienie. Rekrutacja jest otwarta i oparta na kompetencjach, a ogłoszenia zawierają informację o możliwości dostosowania stanowiska. Wynagrodzenie, szkolenia i awans obowiązują na równych zasadach. Prace zdalne, hybrydowe i elastyczny czas pracy umożliwiają zatrudnienie osób, którym utrudnia pracę stacjonarną niepełnosprawność. Everest11 i PRz zapewniają dostosowanie stanowiska i zakup narzędzi asystujących na wniosek zatrudnionego.</w:t>
+        <w:t>Art. 27 (praca i zatrudnienie): rekrutacja będzie otwarta i oparta na kompetencjach, a ogłoszenia będą zawierać informację o możliwości dostosowania stanowiska. Wynagrodzenie, szkolenia i awans będą obowiązywać na równych zasadach. Praca zdalna, hybrydowa i elastyczny czas pracy umożliwią zatrudnienie osób, którym niepełnosprawność utrudnia pracę stacjonarną, a Everest11 i PRz zapewnią dostosowanie stanowiska i zakup narzędzi asystujących na wniosek zatrudnionego.</w:t>
       </w:r>
     </w:p>
     <w:p>
@@ -1263,7 +1263,7 @@
         <w:rPr>
           <w:b w:val="0"/>
         </w:rPr>
-        <w:t>Art. 24 Edukacja i art. 25 Zdrowie. Projekt jest neutralny: nie obejmuje szkoleń dla uczniów ani produktów i usług zdrowotnych.</w:t>
+        <w:t>Art. 24 (edukacja) i art. 25 (zdrowie): projekt będzie neutralny, bo nie obejmie szkoleń dla uczniów ani produktów i usług zdrowotnych.</w:t>
       </w:r>
     </w:p>
     <w:p>
@@ -1274,7 +1274,7 @@
         <w:rPr>
           <w:b w:val="0"/>
         </w:rPr>
-        <w:t>Pozostałe artykuły Konwencji nie mają zastosowania do zakresu projektu, który jest pracą B+R nad systemem dla przedsiębiorstw transportowych, i projekt jest wobec nich neutralny.</w:t>
+        <w:t>Wobec pozostałych artykułów Konwencji projekt będzie neutralny, bo jego zakres, czyli prace B+R nad systemem dla przedsiębiorstw transportowych, ich nie dotyczy.</w:t>
       </w:r>
     </w:p>
     <w:p>
@@ -1310,7 +1310,7 @@
           <w:color w:val="666666"/>
           <w:sz w:val="17"/>
         </w:rPr>
-        <w:t xml:space="preserve"> [621 znaków]</w:t>
+        <w:t xml:space="preserve"> [640 znaków]</w:t>
       </w:r>
     </w:p>
     <w:p>
@@ -1321,7 +1321,7 @@
         <w:rPr>
           <w:b w:val="0"/>
         </w:rPr>
-        <w:t>Projekt realizujemy zgodnie z ustawą z 27.04.2001 Prawo ochrony środowiska. Prace B+R Everest11 i PRz nie obejmują instalacji wymagających pozwolenia zintegrowanego ani emisji wymagających pozwoleń sektorowych. Testy terenowe Z2 i Z9 prowadzimy w trakcie rzeczywistych kursów floty partnera, więc nie generują dodatkowych przejazdów, spalania paliwa ani emisji. Badania PRz, w tym na stanowisku wibracyjnym, odbywają się w laboratorium uczelni i zużywają tylko energię elektryczną. Zasadę zapobiegania z art. 6 stosujemy przez wykorzystanie istniejących pojazdów, zbiorów i infrastruktury zamiast budowy nowych stanowisk.</w:t>
+        <w:t>Projekt będzie realizowany zgodnie z ustawą z 27.04.2001 Prawo ochrony środowiska. Prace B+R Everest11 i PRz nie obejmą instalacji wymagających pozwolenia zintegrowanego ani emisji wymagających pozwoleń sektorowych. Testy terenowe Z2 i Z9 odbędą się w trakcie rzeczywistych kursów floty partnera, więc nie wygenerują dodatkowych przejazdów, spalania paliwa ani emisji. Badania PRz, w tym na stanowisku wibracyjnym, będą prowadzone w laboratorium uczelni i zużyją tylko energię elektryczną. Zasadę zapobiegania z art. 6 konsorcjum zastosuje przez wykorzystanie istniejących pojazdów, zbiorów i infrastruktury zamiast budowy nowych stanowisk.</w:t>
       </w:r>
     </w:p>
     <w:p>
@@ -1341,7 +1341,7 @@
           <w:color w:val="666666"/>
           <w:sz w:val="17"/>
         </w:rPr>
-        <w:t xml:space="preserve"> [704 znaków]</w:t>
+        <w:t xml:space="preserve"> [755 znaków]</w:t>
       </w:r>
     </w:p>
     <w:p>
@@ -1352,7 +1352,7 @@
         <w:rPr>
           <w:b w:val="0"/>
         </w:rPr>
-        <w:t>Projekt realizujemy zgodnie z ustawą z 14.12.2012 o odpadach. W trakcie prac powstaną odpady elektroniczne: zużyte lub uszkodzone komponenty zestawów prototypowych, płytki, czujniki i akumulatory bufora zasilania. Prototypy po zakończeniu Z9 demontujemy i wycofujemy z pojazdów, niczego nie niszczymy celowo. Sprawne komponenty przeznaczamy do dalszych prac rozwojowych lub jako zestawy demonstracyjne. Niesprawne przekazujemy uprawnionym podmiotom zbierającym zużyty sprzęt elektryczny i elektroniczny, a akumulatory do punktu zbierania baterii, z dokumentem przekazania. Postępujemy według hierarchii z art. 17 ustawy: zapobieganie, ponowne użycie, recykling. Obowiązek wynika także z umowy konsorcjum.</w:t>
+        <w:t>Projekt będzie realizowany zgodnie z ustawą z 14.12.2012 o odpadach. W trakcie prac powstaną odpady elektroniczne: zużyte lub uszkodzone komponenty zestawów prototypowych, płytki, czujniki i akumulatory bufora zasilania. Prototypy po zakończeniu Z9 zostaną zdemontowane i wycofane z pojazdów, a żadne nie zostaną celowo zniszczone. Sprawne komponenty trafią do dalszych prac rozwojowych lub zostaną zestawami demonstracyjnymi. Niesprawne zostaną przekazane uprawnionym podmiotom zbierającym zużyty sprzęt elektryczny i elektroniczny, a akumulatory do punktu zbierania baterii, z dokumentem przekazania. Konsorcjum będzie postępować według hierarchii z art. 17 ustawy: zapobieganie, ponowne użycie, recykling. Obowiązek ten wynika także z umowy konsorcjum.</w:t>
       </w:r>
     </w:p>
     <w:p>
@@ -1372,7 +1372,7 @@
           <w:color w:val="666666"/>
           <w:sz w:val="17"/>
         </w:rPr>
-        <w:t xml:space="preserve"> [694 znaków]</w:t>
+        <w:t xml:space="preserve"> [709 znaków]</w:t>
       </w:r>
     </w:p>
     <w:p>
@@ -1383,7 +1383,7 @@
         <w:rPr>
           <w:b w:val="0"/>
         </w:rPr>
-        <w:t>Projekt realizujemy z poszanowaniem ustawy z 3.10.2008 o udostępnianiu informacji o środowisku i jego ochronie, udziale społeczeństwa w ochronie środowiska oraz o ocenach oddziaływania na środowisko. Zakres projektu, czyli prace B+R nad zestawem retrofit i oprogramowaniem, nie należy do przedsięwzięć mogących zawsze lub potencjalnie znacząco oddziaływać na środowisko według przepisów wykonawczych i nie wymaga decyzji o środowiskowych uwarunkowaniach. Projekt nie obejmuje robót budowlanych, zmiany zagospodarowania terenu ani ingerencji w obszary chronione. Gdyby w trakcie realizacji pojawiła się taka konieczność, przeprowadzimy wymaganą procedurę przed rozpoczęciem odpowiednich działań.</w:t>
+        <w:t>Projekt będzie realizowany z poszanowaniem ustawy z 3.10.2008 o udostępnianiu informacji o środowisku i jego ochronie, udziale społeczeństwa w ochronie środowiska oraz o ocenach oddziaływania na środowisko. Zakres projektu, czyli prace B+R nad zestawem retrofit i oprogramowaniem, nie należy do przedsięwzięć mogących zawsze lub potencjalnie znacząco oddziaływać na środowisko według przepisów wykonawczych i nie wymaga decyzji o środowiskowych uwarunkowaniach. Projekt nie obejmie robót budowlanych, zmiany zagospodarowania terenu ani ingerencji w obszary chronione. Gdyby w trakcie realizacji pojawiła się taka konieczność, konsorcjum przeprowadzi wymaganą procedurę przed rozpoczęciem odpowiednich działań.</w:t>
       </w:r>
     </w:p>
     <w:p>
@@ -1422,7 +1422,7 @@
           <w:color w:val="666666"/>
           <w:sz w:val="17"/>
         </w:rPr>
-        <w:t xml:space="preserve"> [2437 znaków]</w:t>
+        <w:t xml:space="preserve"> [2541 znaków]</w:t>
       </w:r>
     </w:p>
     <w:p>
@@ -1433,7 +1433,7 @@
         <w:rPr>
           <w:b w:val="0"/>
         </w:rPr>
-        <w:t>Projekt realizujemy według wariantu B: jedna zasada 6R, ogranicz (reduce), potwierdzona dwoma wskaźnikami. Oba wskaźniki mierzymy w trakcie projektu, w kursach testowych zadań Z6, Z7 i Z9, więc dotyczą realizacji projektu, a nie późniejszej eksploatacji. Nie przypisujemy projektowi efektów w zużyciu paliwa ani emisjach, bo CargoDT nie tworzy planu załadunku i nie zmienia liczby kursów.</w:t>
+        <w:t>Projekt będzie realizowany według wariantu B, czyli z jedną zasadą 6R, ogranicz (reduce), potwierdzoną dwoma wskaźnikami. Oba wskaźniki zostaną zmierzone w trakcie projektu, w kursach testowych zadań Z6, Z7 i Z9, więc dotyczą realizacji projektu, a nie późniejszej eksploatacji. Projektowi nie przypisano efektów w zużyciu paliwa ani emisjach, bo CargoDT nie tworzy planu załadunku i nie zmienia liczby kursów.</w:t>
       </w:r>
     </w:p>
     <w:p>
@@ -1444,7 +1444,7 @@
         <w:rPr>
           <w:b w:val="0"/>
         </w:rPr>
-        <w:t>Wskaźnik 1: papier. W kursach testowych dokumenty stanu ładunku, czyli protokół załadunku (PoL) i protokół stanu ładunku po rozładunku (PoC), powstają cyfrowo w systemie CargoDT i trafiają do TMS bez wydruku. W tradycyjnej metodzie, stosowanej dotąd przez Everest11, każdy cykl wymaga dwóch papierowych dokumentów po 1 stronie A4. Wartość bazowa to 500 stron A4 dla 250 cykli testowych, czyli 50 cykli w Z6 i 200 w Z9. Wartość docelowa to nie więcej niż 50 wydrukowanych stron, czyli ograniczenie o co najmniej 90%. Pozostałe 10% to dokumenty, których papierową kopię wymaga kontrahent lub przepisy. Pomiar prowadzi automatyczny licznik systemu i rejestr wydruków Everest11. Weryfikujemy go w protokole z Z9.</w:t>
+        <w:t>Pierwszy wskaźnik dotyczy papieru. W kursach testowych dokumenty stanu ładunku, czyli protokół załadunku (PoL) i protokół stanu ładunku po rozładunku (PoC), będą powstawać cyfrowo w systemie CargoDT i trafią do TMS bez wydruku. W tradycyjnej metodzie, stosowanej dotąd przez Everest11, każdy cykl wymaga dwóch papierowych dokumentów po 1 stronie A4. Wartość bazowa to 500 stron A4 dla 250 cykli testowych, czyli 50 cykli w Z6 i 200 w Z9, a wartość docelowa to nie więcej niż 50 wydrukowanych stron, czyli ograniczenie o co najmniej 90%. Pozostałe 10% to dokumenty, których papierową kopię będzie wymagał kontrahent lub przepisy. Pomiar zapewni automatyczny licznik systemu i rejestr wydruków Everest11, a wynik zostanie zweryfikowany w protokole z Z9.</w:t>
       </w:r>
     </w:p>
     <w:p>
@@ -1455,7 +1455,7 @@
         <w:rPr>
           <w:b w:val="0"/>
         </w:rPr>
-        <w:t>Wskaźnik 2: dane przesyłane do chmury. Przetwarzanie modeli 3D, CV i ML odbywa się lokalnie na platformie embedded, więc do chmury trafiają tylko zdarzenia, metadane, dokumenty i wybrane zdjęcia, a nie surowe strumienie z kamer i radaru. Ogranicza to transfer danych i zużycie energii w sieci i centrach danych. Wartością bazową jest 100% wolumenu surowych danych wygenerowanych przez sensory w kursach testowych, czyli wolumen, który trzeba by przesłać przy przetwarzaniu w chmurze. Wartość docelowa to nie więcej niż 5% tego wolumenu. Pomiar: liczniki bajtów wygenerowanych i wysłanych w logu urządzenia, w teście platformy w Z7 i w co najmniej 180 kursach Z9.</w:t>
+        <w:t>Drugi wskaźnik dotyczy danych przesyłanych do chmury. Przetwarzanie modeli 3D, CV i ML będzie odbywać się lokalnie na platformie embedded, więc do chmury trafią tylko zdarzenia, metadane, dokumenty i wybrane zdjęcia, a nie surowe strumienie z kamer i radaru. Ograniczy to transfer danych i zużycie energii w sieci i centrach danych. Wartością bazową jest 100% wolumenu surowych danych wygenerowanych przez sensory w kursach testowych, czyli wolumen, który trzeba by przesłać przy przetwarzaniu w chmurze, a wartość docelowa to nie więcej niż 5% tego wolumenu. Pomiar zostanie wykonany na licznikach bajtów wygenerowanych i wysłanych w logu urządzenia, w teście platformy w Z7 i w co najmniej 180 kursach Z9.</w:t>
       </w:r>
     </w:p>
     <w:p>
@@ -1466,7 +1466,7 @@
         <w:rPr>
           <w:b w:val="0"/>
         </w:rPr>
-        <w:t>Podział prac. Everest11 realizuje oba wskaźniki: wdraża cyfrowy obieg dokumentów PoL i PoC w Z6, kompresuje modele w Z7 i prowadzi pomiary w Z9 w kursach floty partnera. PRz wspiera zasadę w Z3 i Z8, dobierając architektury modeli także pod kątem rozmiaru i kosztu obliczeń, tak by model mieścił się na platformie embedded bez przesyłu do chmury, a wyniki pomiaru wolumenu danych przelicza niezależnie na zbiorze testowym. Wartości docelowe obu wskaźników przypisujemy w całości Everest11, ponieważ PRz nie prowadzi kursów ani obiegu dokumentów.</w:t>
+        <w:t>Everest11 zrealizuje oba wskaźniki: wdroży cyfrowy obieg dokumentów PoL i PoC w Z6, skompresuje modele w Z7 i wykona pomiary w Z9 w kursach floty partnera. PRz będzie wspierać zasadę w Z3 i Z8, dobierając architektury modeli także pod kątem rozmiaru i kosztu obliczeń, tak by model mieścił się na platformie embedded bez przesyłu do chmury, i niezależnie przeliczy wynik pomiaru wolumenu danych na zbiorze testowym. Wartości docelowe obu wskaźników przypisano w całości Everest11, ponieważ PRz nie prowadzi kursów ani obiegu dokumentów.</w:t>
       </w:r>
     </w:p>
     <w:p>
@@ -1477,7 +1477,7 @@
         <w:rPr>
           <w:b w:val="0"/>
         </w:rPr>
-        <w:t>Projekt nie ma społecznie negatywnego charakteru: wspiera pracę przedsiębiorstw transportowych i poprawia bezpieczeństwo przewozu.</w:t>
+        <w:t>Projekt nie ma społecznie negatywnego charakteru, bo wspiera pracę przedsiębiorstw transportowych i poprawia bezpieczeństwo przewozu.</w:t>
       </w:r>
     </w:p>
     <w:p>
@@ -1760,7 +1760,7 @@
           <w:color w:val="666666"/>
           <w:sz w:val="17"/>
         </w:rPr>
-        <w:t xml:space="preserve"> [654 znaków]</w:t>
+        <w:t xml:space="preserve"> [689 znaków]</w:t>
       </w:r>
     </w:p>
     <w:p>
@@ -1771,7 +1771,7 @@
         <w:rPr>
           <w:b w:val="0"/>
         </w:rPr>
-        <w:t>Wskaźnik liczy strony A4 wydrukowane na dokumenty stanu ładunku, czyli protokół załadunku (PoL) i protokół stanu ładunku po rozładunku (PoC), w 250 kursach testowych projektu: 50 cykli w Z6 i 200 cykli w Z9. W tradycyjnej metodzie Everest11 każdy cykl wymaga dwóch dokumentów papierowych po 1 stronie A4, co daje wartość bazową 500 stron. Wartość docelowa to nie więcej niż 50 stron, czyli ograniczenie o co najmniej 90%. Pozostałe dokumenty drukujemy tylko, gdy papierową kopię wymaga kontrahent lub przepisy. Wskaźnik osiąga w całości Everest11, pomiar w Z6 i Z9, najpóźniej w kwietniu 2029 r., a jako rok docelowy wykazujemy 2030 zgodnie z Instrukcją.</w:t>
+        <w:t>Wskaźnik będzie liczył strony A4 wydrukowane na dokumenty stanu ładunku, czyli protokół załadunku (PoL) i protokół stanu ładunku po rozładunku (PoC), w 250 kursach testowych projektu: 50 cykli w Z6 i 200 cykli w Z9. W tradycyjnej metodzie Everest11 każdy cykl wymaga dwóch dokumentów papierowych po 1 stronie A4, co daje wartość bazową 500 stron. Wartość docelowa to nie więcej niż 50 stron, czyli ograniczenie o co najmniej 90%. Pozostałe dokumenty będą drukowane tylko wtedy, gdy papierową kopię będzie wymagał kontrahent lub przepisy. Wskaźnik osiągnie w całości Everest11, pomiar nastąpi w Z6 i Z9, najpóźniej w kwietniu 2029 r., a jako rok docelowy wykazano 2030 zgodnie z Instrukcją.</w:t>
       </w:r>
     </w:p>
     <w:p>
@@ -1791,7 +1791,7 @@
           <w:color w:val="666666"/>
           <w:sz w:val="17"/>
         </w:rPr>
-        <w:t xml:space="preserve"> [193 znaków]</w:t>
+        <w:t xml:space="preserve"> [194 znaków]</w:t>
       </w:r>
     </w:p>
     <w:p>
@@ -1802,7 +1802,7 @@
         <w:rPr>
           <w:b w:val="0"/>
         </w:rPr>
-        <w:t>Automatyczny licznik dokumentów PoL i PoC wygenerowanych cyfrowo w systemie CargoDT, rejestr wydruków Everest11 w kursach testowych, protokół testu terenowego Z9 podpisany przez kierownika B+R.</w:t>
+        <w:t>Automatyczny licznik dokumentów PoL i PoC wygenerowanych cyfrowo w systemie CargoDT, rejestr wydruków Everest11 w kursach testowych i protokół testu terenowego Z9 podpisany przez kierownika B+R.</w:t>
       </w:r>
     </w:p>
     <w:p>
@@ -2066,7 +2066,7 @@
           <w:color w:val="666666"/>
           <w:sz w:val="17"/>
         </w:rPr>
-        <w:t xml:space="preserve"> [602 znaków]</w:t>
+        <w:t xml:space="preserve"> [614 znaków]</w:t>
       </w:r>
     </w:p>
     <w:p>
@@ -2077,7 +2077,7 @@
         <w:rPr>
           <w:b w:val="0"/>
         </w:rPr>
-        <w:t>Wskaźnik to wolumen danych wysłanych z urządzenia do chmury w stosunku do wolumenu surowych danych wygenerowanych przez kamery, radar i czujniki w tych samych kursach testowych. Wartość bazowa 100% odpowiada przetwarzaniu w chmurze, w którym trzeba przesłać cały strumień. Wartość docelowa to nie więcej niż 5%, ponieważ modele 3D, CV i ML działają lokalnie i do chmury trafiają tylko zdarzenia, metadane, dokumenty PoL i PoC oraz wybrane zdjęcia. Pomiar prowadzimy w teście platformy embedded w Z7 i w co najmniej 180 kursach Z9. Wskaźnik osiąga w całości Everest11, a PRz przelicza wynik niezależnie.</w:t>
+        <w:t>Wskaźnik to wolumen danych wysłanych z urządzenia do chmury w stosunku do wolumenu surowych danych wygenerowanych przez kamery, radar i czujniki w tych samych kursach testowych. Wartość bazowa 100% odpowiada przetwarzaniu w chmurze, w którym trzeba przesłać cały strumień. Wartość docelowa to nie więcej niż 5%, ponieważ modele 3D, CV i ML będą działać lokalnie, a do chmury trafią tylko zdarzenia, metadane, dokumenty PoL i PoC oraz wybrane zdjęcia. Pomiar zostanie wykonany w teście platformy embedded w Z7 i w co najmniej 180 kursach Z9. Wskaźnik osiągnie w całości Everest11, a PRz przeliczy wynik niezależnie.</w:t>
       </w:r>
     </w:p>
     <w:p>
@@ -2097,7 +2097,7 @@
           <w:color w:val="666666"/>
           <w:sz w:val="17"/>
         </w:rPr>
-        <w:t xml:space="preserve"> [197 znaków]</w:t>
+        <w:t xml:space="preserve"> [206 znaków]</w:t>
       </w:r>
     </w:p>
     <w:p>
@@ -2108,7 +2108,7 @@
         <w:rPr>
           <w:b w:val="0"/>
         </w:rPr>
-        <w:t>Liczniki bajtów wygenerowanych przez sensory i wysłanych do chmury w logu urządzenia, raport z testu platformy embedded Z7 oraz protokół Z9, niezależne przeliczenie przez PRz na zamrożonym zbiorze.</w:t>
+        <w:t>Liczniki bajtów wygenerowanych przez sensory i wysłanych do chmury w logu urządzenia, raport z testu platformy embedded Z7 oraz protokół Z9, wraz z niezależnym przeliczeniem przez PRz na zamrożonym zbiorze.</w:t>
       </w:r>
     </w:p>
     <w:p>
@@ -2147,7 +2147,7 @@
           <w:color w:val="666666"/>
           <w:sz w:val="17"/>
         </w:rPr>
-        <w:t xml:space="preserve"> [553 znaków]</w:t>
+        <w:t xml:space="preserve"> [574 znaków]</w:t>
       </w:r>
     </w:p>
     <w:p>
@@ -2158,7 +2158,7 @@
         <w:rPr>
           <w:b w:val="0"/>
         </w:rPr>
-        <w:t>Wartość docelowa 1 odpowiada jednemu przedsięwzięciu proekologicznemu, czyli całościowemu procesowi opracowania i weryfikacji w projekcie systemu CargoDT, w którym dokumenty stanu ładunku powstają cyfrowo bez wydruku, a modele działają lokalnie na platformie embedded, bez przesyłu surowych danych do chmury. Przedsięwzięcie obejmuje zadania Z6, Z7 i Z9, a poszczególne etapy prac nie są odrębnymi przedsięwzięciami. Realizuje je Everest11, a PRz wspiera dobór lekkich architektur modeli w Z3 i Z8. Efekt mierzą dwa wskaźniki zasady reduce z sekcji 7.4.</w:t>
+        <w:t>Wartość docelowa 1 odpowiada jednemu przedsięwzięciu proekologicznemu, czyli całościowemu procesowi opracowania i weryfikacji w projekcie systemu CargoDT, w którym dokumenty stanu ładunku będą powstawać cyfrowo bez wydruku, a modele będą działać lokalnie na platformie embedded, bez przesyłu surowych danych do chmury. Przedsięwzięcie obejmie zadania Z6, Z7 i Z9, a poszczególne etapy prac nie stanowią odrębnych przedsięwzięć. Zrealizuje je Everest11, a PRz będzie wspierać dobór lekkich architektur modeli w Z3 i Z8. Efekt zmierzą dwa wskaźniki zasady reduce z sekcji 7.4.</w:t>
       </w:r>
     </w:p>
     <w:p>
@@ -2178,7 +2178,7 @@
           <w:color w:val="666666"/>
           <w:sz w:val="17"/>
         </w:rPr>
-        <w:t xml:space="preserve"> [210 znaków]</w:t>
+        <w:t xml:space="preserve"> [247 znaków]</w:t>
       </w:r>
     </w:p>
     <w:p>
@@ -2189,7 +2189,7 @@
         <w:rPr>
           <w:b w:val="0"/>
         </w:rPr>
-        <w:t>Protokół z Z9 z wynikami obu wskaźników zasady reduce: licznik i rejestr wydruków dokumentów w 250 kursach testowych oraz liczniki bajtów wygenerowanych i wysłanych w logu urządzenia w teście Z7 i w kursach Z9.</w:t>
+        <w:t>Weryfikacja nastąpi na podstawie protokołu z Z9 z wynikami obu wskaźników zasady reduce: licznika i rejestru wydruków dokumentów w 250 kursach testowych oraz liczników bajtów wygenerowanych i wysłanych w logu urządzenia w teście Z7 i w kursach Z9.</w:t>
       </w:r>
     </w:p>
     <w:p>

--- a/Sekcja_7_zasady_horyzontalne_6R.docx
+++ b/Sekcja_7_zasady_horyzontalne_6R.docx
@@ -1341,7 +1341,7 @@
           <w:color w:val="666666"/>
           <w:sz w:val="17"/>
         </w:rPr>
-        <w:t xml:space="preserve"> [755 znaków]</w:t>
+        <w:t xml:space="preserve"> [796 znaków]</w:t>
       </w:r>
     </w:p>
     <w:p>
@@ -1352,7 +1352,7 @@
         <w:rPr>
           <w:b w:val="0"/>
         </w:rPr>
-        <w:t>Projekt będzie realizowany zgodnie z ustawą z 14.12.2012 o odpadach. W trakcie prac powstaną odpady elektroniczne: zużyte lub uszkodzone komponenty zestawów prototypowych, płytki, czujniki i akumulatory bufora zasilania. Prototypy po zakończeniu Z9 zostaną zdemontowane i wycofane z pojazdów, a żadne nie zostaną celowo zniszczone. Sprawne komponenty trafią do dalszych prac rozwojowych lub zostaną zestawami demonstracyjnymi. Niesprawne zostaną przekazane uprawnionym podmiotom zbierającym zużyty sprzęt elektryczny i elektroniczny, a akumulatory do punktu zbierania baterii, z dokumentem przekazania. Konsorcjum będzie postępować według hierarchii z art. 17 ustawy: zapobieganie, ponowne użycie, recykling. Obowiązek ten wynika także z umowy konsorcjum.</w:t>
+        <w:t>Projekt będzie realizowany zgodnie z ustawą z 14.12.2012 o odpadach. W trakcie prac powstaną odpady elektroniczne: zużyte lub uszkodzone komponenty zestawów prototypowych, płytki, czujniki i akumulatory bufora zasilania. Prototypy po zakończeniu Z9 zostaną zdemontowane i wycofane z pojazdów, a następnie zlikwidowane protokołem likwidacji środka trwałego, a żadne nie zostaną celowo zniszczone w toku badań. Konsorcjum nie wykorzysta ich po zakończeniu projektu. Zużyty sprzęt zostanie przekazany uprawnionym podmiotom zbierającym zużyty sprzęt elektryczny i elektroniczny, a akumulatory do punktu zbierania baterii, z dokumentem przekazania. Konsorcjum będzie postępować według hierarchii z art. 17 ustawy: zapobieganie, ponowne użycie, recykling. Obowiązek ten wynika także z umowy konsorcjum.</w:t>
       </w:r>
     </w:p>
     <w:p>
